--- a/基本功能.docx
+++ b/基本功能.docx
@@ -185,6 +185,11 @@
       </w:pPr>
     </w:p>
     <w:p>
+      <w:pPr>
+        <w:rPr>
+          <w:rFonts w:hint="eastAsia"/>
+        </w:rPr>
+      </w:pPr>
       <w:r>
         <w:t>扩展功能（20分，每项5分）</w:t>
       </w:r>
@@ -216,6 +221,9 @@
           <w:ilvl w:val="0"/>
           <w:numId w:val="1"/>
         </w:numPr>
+        <w:rPr>
+          <w:rFonts w:hint="eastAsia"/>
+        </w:rPr>
       </w:pPr>
       <w:r>
         <w:t>SELECT students.name, students.age, departments.dept_name FROM students JOIN departments ON students.dept_id = departments.id;</w:t>
@@ -228,6 +236,9 @@
           <w:ilvl w:val="0"/>
           <w:numId w:val="1"/>
         </w:numPr>
+        <w:rPr>
+          <w:rFonts w:hint="eastAsia"/>
+        </w:rPr>
       </w:pPr>
       <w:r>
         <w:t>SELECT dept_id, COUNT(*), AVG(score), MAX(age) FROM students GROUP BY dept_id;</w:t>
@@ -240,6 +251,9 @@
           <w:ilvl w:val="0"/>
           <w:numId w:val="1"/>
         </w:numPr>
+        <w:rPr>
+          <w:rFonts w:hint="eastAsia"/>
+        </w:rPr>
       </w:pPr>
       <w:r>
         <w:t>SELECT dept_id, COUNT(*) as cnt, AVG(score) as avg_score FROM students GROUP BY dept_id HAVING avg_score &gt; 80;</w:t>
@@ -252,6 +266,9 @@
           <w:ilvl w:val="0"/>
           <w:numId w:val="1"/>
         </w:numPr>
+        <w:rPr>
+          <w:rFonts w:hint="eastAsia"/>
+        </w:rPr>
       </w:pPr>
       <w:r>
         <w:t>SELECT * FROM students ORDER BY dept_id ASC, score DESC;</w:t>
@@ -264,6 +281,9 @@
           <w:ilvl w:val="0"/>
           <w:numId w:val="1"/>
         </w:numPr>
+        <w:rPr>
+          <w:rFonts w:hint="eastAsia"/>
+        </w:rPr>
       </w:pPr>
       <w:r>
         <w:t>SELECT * FROM students LIMIT 3 OFFSET 2;</w:t>
@@ -276,6 +296,9 @@
           <w:ilvl w:val="0"/>
           <w:numId w:val="1"/>
         </w:numPr>
+        <w:rPr>
+          <w:rFonts w:hint="eastAsia"/>
+        </w:rPr>
       </w:pPr>
       <w:r>
         <w:t>SELECT DISTINCT dept_id FROM students;</w:t>
@@ -288,6 +311,9 @@
           <w:ilvl w:val="0"/>
           <w:numId w:val="1"/>
         </w:numPr>
+        <w:rPr>
+          <w:rFonts w:hint="eastAsia"/>
+        </w:rPr>
       </w:pPr>
       <w:r>
         <w:t>SELECT name FROM students WHERE score &gt; 90 UNION SELECT name FROM students WHERE age &lt; 21;</w:t>
@@ -300,6 +326,9 @@
           <w:ilvl w:val="0"/>
           <w:numId w:val="1"/>
         </w:numPr>
+        <w:rPr>
+          <w:rFonts w:hint="eastAsia"/>
+        </w:rPr>
       </w:pPr>
       <w:r>
         <w:t>SELECT students.name, students.score, departments.dept_name FROM students JOIN departments ON students.dept_id = departments.id WHERE students.age &gt; 20 ORDER BY students.score DESC LIMIT 3;</w:t>
@@ -308,6 +337,9 @@
     <w:p>
       <w:pPr>
         <w:ind w:left="420"/>
+        <w:rPr>
+          <w:rFonts w:hint="eastAsia"/>
+        </w:rPr>
       </w:pPr>
       <w:r>
         <w:rPr>
@@ -336,13 +368,7 @@
         <w:rPr>
           <w:rFonts w:hint="eastAsia"/>
         </w:rPr>
-        <w:t xml:space="preserve">1. </w:t>
-      </w:r>
-      <w:r>
-        <w:rPr>
-          <w:rFonts w:hint="eastAsia"/>
-        </w:rPr>
-        <w:t>BEGIN TRANSACTION;</w:t>
+        <w:t>1. BEGIN TRANSACTION;</w:t>
       </w:r>
     </w:p>
     <w:p>
@@ -376,6 +402,9 @@
     <w:p>
       <w:pPr>
         <w:ind w:left="420"/>
+        <w:rPr>
+          <w:rFonts w:hint="eastAsia"/>
+        </w:rPr>
       </w:pPr>
       <w:r>
         <w:rPr>
@@ -387,6 +416,9 @@
     <w:p>
       <w:pPr>
         <w:ind w:left="420"/>
+        <w:rPr>
+          <w:rFonts w:hint="eastAsia"/>
+        </w:rPr>
       </w:pPr>
       <w:r>
         <w:t>SELECT * FROM students WHERE id &gt;= 100;</w:t>
@@ -403,13 +435,7 @@
         <w:rPr>
           <w:rFonts w:hint="eastAsia"/>
         </w:rPr>
-        <w:t xml:space="preserve">2. </w:t>
-      </w:r>
-      <w:r>
-        <w:rPr>
-          <w:rFonts w:hint="eastAsia"/>
-        </w:rPr>
-        <w:t>BEGIN TRANSACTION;</w:t>
+        <w:t>2. BEGIN TRANSACTION;</w:t>
       </w:r>
     </w:p>
     <w:p>
@@ -429,6 +455,9 @@
     <w:p>
       <w:pPr>
         <w:ind w:left="420"/>
+        <w:rPr>
+          <w:rFonts w:hint="eastAsia"/>
+        </w:rPr>
       </w:pPr>
       <w:r>
         <w:rPr>
@@ -440,6 +469,9 @@
     <w:p>
       <w:pPr>
         <w:ind w:left="420"/>
+        <w:rPr>
+          <w:rFonts w:hint="eastAsia"/>
+        </w:rPr>
       </w:pPr>
       <w:r>
         <w:lastRenderedPageBreak/>
@@ -468,6 +500,9 @@
           <w:ilvl w:val="0"/>
           <w:numId w:val="2"/>
         </w:numPr>
+        <w:rPr>
+          <w:rFonts w:hint="eastAsia"/>
+        </w:rPr>
       </w:pPr>
       <w:r>
         <w:t>CREATE VIEW high_score_students AS SELECT name, score, dept_id FROM students WHERE score &gt; 85;</w:t>
@@ -480,6 +515,9 @@
           <w:ilvl w:val="0"/>
           <w:numId w:val="2"/>
         </w:numPr>
+        <w:rPr>
+          <w:rFonts w:hint="eastAsia"/>
+        </w:rPr>
       </w:pPr>
       <w:r>
         <w:t>SELECT * FROM high_score_students;</w:t>
@@ -492,6 +530,9 @@
           <w:ilvl w:val="0"/>
           <w:numId w:val="2"/>
         </w:numPr>
+        <w:rPr>
+          <w:rFonts w:hint="eastAsia"/>
+        </w:rPr>
       </w:pPr>
       <w:r>
         <w:t>CREATE VIEW student_dept_view AS SELECT students.name, students.age, departments.dept_name FROM students JOIN departments ON students.dept_id = departments.id;</w:t>
@@ -504,6 +545,9 @@
           <w:ilvl w:val="0"/>
           <w:numId w:val="2"/>
         </w:numPr>
+        <w:rPr>
+          <w:rFonts w:hint="eastAsia"/>
+        </w:rPr>
       </w:pPr>
       <w:r>
         <w:t>SELECT * FROM student_dept_view WHERE age &gt; 21;</w:t>
@@ -516,14 +560,26 @@
           <w:ilvl w:val="0"/>
           <w:numId w:val="2"/>
         </w:numPr>
+        <w:rPr>
+          <w:rFonts w:hint="eastAsia"/>
+        </w:rPr>
       </w:pPr>
       <w:r>
         <w:t>DROP VIEW high_score_students;</w:t>
       </w:r>
+      <w:r>
+        <w:rPr>
+          <w:rFonts w:hint="eastAsia"/>
+        </w:rPr>
+        <w:t>（回2）</w:t>
+      </w:r>
     </w:p>
     <w:p>
       <w:pPr>
         <w:ind w:left="420"/>
+        <w:rPr>
+          <w:rFonts w:hint="eastAsia"/>
+        </w:rPr>
       </w:pPr>
       <w:r>
         <w:rPr>
@@ -535,6 +591,9 @@
     <w:p>
       <w:pPr>
         <w:ind w:left="420"/>
+        <w:rPr>
+          <w:rFonts w:hint="eastAsia"/>
+        </w:rPr>
       </w:pPr>
       <w:r>
         <w:rPr>
@@ -549,6 +608,9 @@
     <w:p>
       <w:pPr>
         <w:ind w:left="420"/>
+        <w:rPr>
+          <w:rFonts w:hint="eastAsia"/>
+        </w:rPr>
       </w:pPr>
       <w:r>
         <w:rPr>
@@ -563,6 +625,9 @@
     <w:p>
       <w:pPr>
         <w:ind w:left="420"/>
+        <w:rPr>
+          <w:rFonts w:hint="eastAsia"/>
+        </w:rPr>
       </w:pPr>
       <w:r>
         <w:rPr>
@@ -1437,6 +1502,7 @@
   <w:style w:type="character" w:default="1" w:styleId="a0">
     <w:name w:val="Default Paragraph Font"/>
     <w:uiPriority w:val="1"/>
+    <w:semiHidden/>
     <w:unhideWhenUsed/>
   </w:style>
   <w:style w:type="table" w:default="1" w:styleId="a1">

--- a/基本功能.docx
+++ b/基本功能.docx
@@ -185,13 +185,368 @@
       </w:pPr>
     </w:p>
     <w:p>
-      <w:pPr>
-        <w:rPr>
-          <w:rFonts w:hint="eastAsia"/>
-        </w:rPr>
-      </w:pPr>
       <w:r>
         <w:t>扩展功能（20分，每项5分）</w:t>
+      </w:r>
+    </w:p>
+    <w:p>
+      <w:pPr>
+        <w:rPr>
+          <w:rFonts w:hint="eastAsia"/>
+        </w:rPr>
+      </w:pPr>
+      <w:r>
+        <w:rPr>
+          <w:rFonts w:hint="eastAsia"/>
+        </w:rPr>
+        <w:t>-- 1. 创建departments表</w:t>
+      </w:r>
+    </w:p>
+    <w:p>
+      <w:pPr>
+        <w:rPr>
+          <w:rFonts w:hint="eastAsia"/>
+        </w:rPr>
+      </w:pPr>
+      <w:r>
+        <w:rPr>
+          <w:rFonts w:hint="eastAsia"/>
+        </w:rPr>
+        <w:t>CREATE TABLE departments (</w:t>
+      </w:r>
+    </w:p>
+    <w:p>
+      <w:pPr>
+        <w:rPr>
+          <w:rFonts w:hint="eastAsia"/>
+        </w:rPr>
+      </w:pPr>
+      <w:r>
+        <w:rPr>
+          <w:rFonts w:hint="eastAsia"/>
+        </w:rPr>
+        <w:t xml:space="preserve">    id INT PRIMARY KEY,</w:t>
+      </w:r>
+    </w:p>
+    <w:p>
+      <w:pPr>
+        <w:rPr>
+          <w:rFonts w:hint="eastAsia"/>
+        </w:rPr>
+      </w:pPr>
+      <w:r>
+        <w:rPr>
+          <w:rFonts w:hint="eastAsia"/>
+        </w:rPr>
+        <w:t xml:space="preserve">    dept_name TEXT NOT NULL</w:t>
+      </w:r>
+    </w:p>
+    <w:p>
+      <w:pPr>
+        <w:rPr>
+          <w:rFonts w:hint="eastAsia"/>
+        </w:rPr>
+      </w:pPr>
+      <w:r>
+        <w:rPr>
+          <w:rFonts w:hint="eastAsia"/>
+        </w:rPr>
+        <w:t>);</w:t>
+      </w:r>
+    </w:p>
+    <w:p>
+      <w:pPr>
+        <w:rPr>
+          <w:rFonts w:hint="eastAsia"/>
+        </w:rPr>
+      </w:pPr>
+    </w:p>
+    <w:p>
+      <w:pPr>
+        <w:rPr>
+          <w:rFonts w:hint="eastAsia"/>
+        </w:rPr>
+      </w:pPr>
+      <w:r>
+        <w:rPr>
+          <w:rFonts w:hint="eastAsia"/>
+        </w:rPr>
+        <w:t>-- 2. 创建students表</w:t>
+      </w:r>
+    </w:p>
+    <w:p>
+      <w:pPr>
+        <w:rPr>
+          <w:rFonts w:hint="eastAsia"/>
+        </w:rPr>
+      </w:pPr>
+      <w:r>
+        <w:rPr>
+          <w:rFonts w:hint="eastAsia"/>
+        </w:rPr>
+        <w:t>CREATE TABLE students (</w:t>
+      </w:r>
+    </w:p>
+    <w:p>
+      <w:pPr>
+        <w:rPr>
+          <w:rFonts w:hint="eastAsia"/>
+        </w:rPr>
+      </w:pPr>
+      <w:r>
+        <w:rPr>
+          <w:rFonts w:hint="eastAsia"/>
+        </w:rPr>
+        <w:t xml:space="preserve">    id INT PRIMARY KEY,</w:t>
+      </w:r>
+    </w:p>
+    <w:p>
+      <w:pPr>
+        <w:rPr>
+          <w:rFonts w:hint="eastAsia"/>
+        </w:rPr>
+      </w:pPr>
+      <w:r>
+        <w:rPr>
+          <w:rFonts w:hint="eastAsia"/>
+        </w:rPr>
+        <w:t xml:space="preserve">    name TEXT NOT NULL,</w:t>
+      </w:r>
+    </w:p>
+    <w:p>
+      <w:pPr>
+        <w:rPr>
+          <w:rFonts w:hint="eastAsia"/>
+        </w:rPr>
+      </w:pPr>
+      <w:r>
+        <w:rPr>
+          <w:rFonts w:hint="eastAsia"/>
+        </w:rPr>
+        <w:t xml:space="preserve">    age INT NOT NULL,</w:t>
+      </w:r>
+    </w:p>
+    <w:p>
+      <w:pPr>
+        <w:rPr>
+          <w:rFonts w:hint="eastAsia"/>
+        </w:rPr>
+      </w:pPr>
+      <w:r>
+        <w:rPr>
+          <w:rFonts w:hint="eastAsia"/>
+        </w:rPr>
+        <w:t xml:space="preserve">    score DOUBLE NOT NULL,</w:t>
+      </w:r>
+    </w:p>
+    <w:p>
+      <w:pPr>
+        <w:rPr>
+          <w:rFonts w:hint="eastAsia"/>
+        </w:rPr>
+      </w:pPr>
+      <w:r>
+        <w:rPr>
+          <w:rFonts w:hint="eastAsia"/>
+        </w:rPr>
+        <w:t xml:space="preserve">    dept_id INT</w:t>
+      </w:r>
+    </w:p>
+    <w:p>
+      <w:pPr>
+        <w:rPr>
+          <w:rFonts w:hint="eastAsia"/>
+        </w:rPr>
+      </w:pPr>
+      <w:r>
+        <w:rPr>
+          <w:rFonts w:hint="eastAsia"/>
+        </w:rPr>
+        <w:t>);</w:t>
+      </w:r>
+    </w:p>
+    <w:p>
+      <w:pPr>
+        <w:rPr>
+          <w:rFonts w:hint="eastAsia"/>
+        </w:rPr>
+      </w:pPr>
+    </w:p>
+    <w:p>
+      <w:pPr>
+        <w:rPr>
+          <w:rFonts w:hint="eastAsia"/>
+        </w:rPr>
+      </w:pPr>
+      <w:r>
+        <w:rPr>
+          <w:rFonts w:hint="eastAsia"/>
+        </w:rPr>
+        <w:t>-- 3. 插入departments数据</w:t>
+      </w:r>
+    </w:p>
+    <w:p>
+      <w:pPr>
+        <w:rPr>
+          <w:rFonts w:hint="eastAsia"/>
+        </w:rPr>
+      </w:pPr>
+      <w:r>
+        <w:rPr>
+          <w:rFonts w:hint="eastAsia"/>
+        </w:rPr>
+        <w:t>INSERT INTO departments (id, dept_name) VALUES (1, '计算机学院');</w:t>
+      </w:r>
+    </w:p>
+    <w:p>
+      <w:pPr>
+        <w:rPr>
+          <w:rFonts w:hint="eastAsia"/>
+        </w:rPr>
+      </w:pPr>
+      <w:r>
+        <w:rPr>
+          <w:rFonts w:hint="eastAsia"/>
+        </w:rPr>
+        <w:t>INSERT INTO departments (id, dept_name) VALUES (2, '数学学院');</w:t>
+      </w:r>
+    </w:p>
+    <w:p>
+      <w:pPr>
+        <w:rPr>
+          <w:rFonts w:hint="eastAsia"/>
+        </w:rPr>
+      </w:pPr>
+      <w:r>
+        <w:rPr>
+          <w:rFonts w:hint="eastAsia"/>
+        </w:rPr>
+        <w:t>INSERT INTO departments (id, dept_name) VALUES (3, '物理学院');</w:t>
+      </w:r>
+    </w:p>
+    <w:p>
+      <w:pPr>
+        <w:rPr>
+          <w:rFonts w:hint="eastAsia"/>
+        </w:rPr>
+      </w:pPr>
+    </w:p>
+    <w:p>
+      <w:pPr>
+        <w:rPr>
+          <w:rFonts w:hint="eastAsia"/>
+        </w:rPr>
+      </w:pPr>
+      <w:r>
+        <w:rPr>
+          <w:rFonts w:hint="eastAsia"/>
+        </w:rPr>
+        <w:t>-- 4. 插入students数据（设计覆盖各种测试场景）</w:t>
+      </w:r>
+    </w:p>
+    <w:p>
+      <w:pPr>
+        <w:rPr>
+          <w:rFonts w:hint="eastAsia"/>
+        </w:rPr>
+      </w:pPr>
+      <w:r>
+        <w:rPr>
+          <w:rFonts w:hint="eastAsia"/>
+        </w:rPr>
+        <w:t>INSERT INTO students (id, name, age, score, dept_id) VALUES (1, '张三', 20, 85.5, 1);</w:t>
+      </w:r>
+    </w:p>
+    <w:p>
+      <w:pPr>
+        <w:rPr>
+          <w:rFonts w:hint="eastAsia"/>
+        </w:rPr>
+      </w:pPr>
+      <w:r>
+        <w:rPr>
+          <w:rFonts w:hint="eastAsia"/>
+        </w:rPr>
+        <w:t>INSERT INTO students (id, name, age, score, dept_id) VALUES (2, '李四', 21, 92.0, 1);</w:t>
+      </w:r>
+    </w:p>
+    <w:p>
+      <w:pPr>
+        <w:rPr>
+          <w:rFonts w:hint="eastAsia"/>
+        </w:rPr>
+      </w:pPr>
+      <w:r>
+        <w:rPr>
+          <w:rFonts w:hint="eastAsia"/>
+        </w:rPr>
+        <w:t>INSERT INTO students (id, name, age, score, dept_id) VALUES (3, '王五', 19, 78.5, 2);</w:t>
+      </w:r>
+    </w:p>
+    <w:p>
+      <w:pPr>
+        <w:rPr>
+          <w:rFonts w:hint="eastAsia"/>
+        </w:rPr>
+      </w:pPr>
+      <w:r>
+        <w:rPr>
+          <w:rFonts w:hint="eastAsia"/>
+        </w:rPr>
+        <w:t>INSERT INTO students (id, name, age, score, dept_id) VALUES (4, '赵六', 22, 88.0, 2);</w:t>
+      </w:r>
+    </w:p>
+    <w:p>
+      <w:pPr>
+        <w:rPr>
+          <w:rFonts w:hint="eastAsia"/>
+        </w:rPr>
+      </w:pPr>
+      <w:r>
+        <w:rPr>
+          <w:rFonts w:hint="eastAsia"/>
+        </w:rPr>
+        <w:t>INSERT INTO students (id, name, age, score, dept_id) VALUES (5, '钱七', 20, 95.5, 1);</w:t>
+      </w:r>
+    </w:p>
+    <w:p>
+      <w:pPr>
+        <w:rPr>
+          <w:rFonts w:hint="eastAsia"/>
+        </w:rPr>
+      </w:pPr>
+      <w:r>
+        <w:rPr>
+          <w:rFonts w:hint="eastAsia"/>
+        </w:rPr>
+        <w:lastRenderedPageBreak/>
+        <w:t>INSERT INTO students (id, name, age, score, dept_id) VALUES (6, '孙八', 18, 82.0, 3);</w:t>
+      </w:r>
+    </w:p>
+    <w:p>
+      <w:pPr>
+        <w:rPr>
+          <w:rFonts w:hint="eastAsia"/>
+        </w:rPr>
+      </w:pPr>
+      <w:r>
+        <w:rPr>
+          <w:rFonts w:hint="eastAsia"/>
+        </w:rPr>
+        <w:t>INSERT INTO students (id, name, age, score, dept_id) VALUES (7, '周九', 23, 76.0, 3);</w:t>
+      </w:r>
+    </w:p>
+    <w:p>
+      <w:pPr>
+        <w:rPr>
+          <w:rFonts w:hint="eastAsia"/>
+        </w:rPr>
+      </w:pPr>
+      <w:r>
+        <w:rPr>
+          <w:rFonts w:hint="eastAsia"/>
+        </w:rPr>
+        <w:t>INSERT INTO students (id, name, age, score, dept_id) VALUES (8, '吴十', 21, 91.0, 2);</w:t>
       </w:r>
       <w:r>
         <w:br/>
@@ -474,7 +829,6 @@
         </w:rPr>
       </w:pPr>
       <w:r>
-        <w:lastRenderedPageBreak/>
         <w:t>SELECT * FROM students WHERE id = 200;</w:t>
       </w:r>
       <w:r>
@@ -662,6 +1016,7 @@
         <w:rPr>
           <w:highlight w:val="lightGray"/>
         </w:rPr>
+        <w:lastRenderedPageBreak/>
         <w:t>（G）数据库用户权限管理（授权、回收）</w:t>
       </w:r>
       <w:r>
